--- a/document_templates/docx/zayavka_transport2_template.docx
+++ b/document_templates/docx/zayavka_transport2_template.docx
@@ -93,210 +93,21 @@
             </w:pPr>
             <w:r>
               <w:rPr>
-                <w:b/>
-                <w:bCs/>
-                <w:color w:val="4F81BD"/>
-                <w:sz w:val="28"/>
-                <w:szCs w:val="28"/>
-              </w:rPr>
-              <w:t>Утверждаю</w:t>
-            </w:r>
-            <w:r>
-              <w:rPr>
-                <w:b/>
-                <w:bCs/>
-                <w:color w:val="4F81BD"/>
-                <w:sz w:val="28"/>
-                <w:szCs w:val="28"/>
-                <w:lang w:val="en-US"/>
-              </w:rPr>
-              <w:t>:</w:t>
-            </w:r>
-          </w:p>
-        </w:tc>
-      </w:tr>
-      <w:tr>
-        <w:trPr>
-          <w:trHeight w:val="229"/>
-        </w:trPr>
-        <w:tc>
-          <w:tcPr>
-            <w:tcW w:w="943" w:type="dxa"/>
-            <w:tcBorders>
-              <w:top w:val="nil"/>
-              <w:left w:val="nil"/>
-              <w:bottom w:val="nil"/>
-              <w:right w:val="nil"/>
-            </w:tcBorders>
-          </w:tcPr>
-          <w:p/>
-        </w:tc>
-        <w:tc>
-          <w:tcPr>
-            <w:tcW w:w="2378" w:type="dxa"/>
-            <w:tcBorders>
-              <w:top w:val="nil"/>
-              <w:left w:val="nil"/>
-              <w:bottom w:val="nil"/>
-              <w:right w:val="nil"/>
-            </w:tcBorders>
-          </w:tcPr>
-          <w:p/>
-        </w:tc>
-        <w:tc>
-          <w:tcPr>
-            <w:tcW w:w="3279" w:type="dxa"/>
-            <w:tcBorders>
-              <w:top w:val="nil"/>
-              <w:left w:val="nil"/>
-              <w:bottom w:val="nil"/>
-              <w:right w:val="nil"/>
-            </w:tcBorders>
-          </w:tcPr>
-          <w:p/>
-        </w:tc>
-        <w:tc>
-          <w:tcPr>
-            <w:tcW w:w="1491" w:type="dxa"/>
-            <w:tcBorders>
-              <w:top w:val="nil"/>
-              <w:left w:val="nil"/>
-              <w:bottom w:val="nil"/>
-              <w:right w:val="nil"/>
-            </w:tcBorders>
-          </w:tcPr>
-          <w:p/>
-        </w:tc>
-        <w:tc>
-          <w:tcPr>
-            <w:tcW w:w="4476" w:type="dxa"/>
-            <w:tcBorders>
-              <w:top w:val="nil"/>
-              <w:left w:val="nil"/>
-              <w:bottom w:val="nil"/>
-              <w:right w:val="nil"/>
-            </w:tcBorders>
-          </w:tcPr>
-          <w:p/>
-        </w:tc>
-        <w:tc>
-          <w:tcPr>
-            <w:tcW w:w="3719" w:type="dxa"/>
-            <w:tcBorders>
-              <w:top w:val="nil"/>
-              <w:left w:val="nil"/>
-              <w:bottom w:val="nil"/>
-              <w:right w:val="nil"/>
-            </w:tcBorders>
-            <w:vAlign w:val="bottom"/>
-          </w:tcPr>
-          <w:p/>
-        </w:tc>
-      </w:tr>
-      <w:tr>
-        <w:tc>
-          <w:tcPr>
-            <w:tcW w:w="3321" w:type="dxa"/>
-            <w:gridSpan w:val="2"/>
-            <w:tcBorders>
-              <w:top w:val="nil"/>
-              <w:left w:val="nil"/>
-              <w:bottom w:val="nil"/>
-              <w:right w:val="nil"/>
-            </w:tcBorders>
-          </w:tcPr>
-          <w:p>
-            <w:r>
-              <w:rPr>
-                <w:lang w:val="en-US"/>
-              </w:rPr>
-              <w:t>{{</w:t>
-            </w:r>
-            <w:proofErr w:type="spellStart"/>
-            <w:r>
-              <w:rPr>
-                <w:lang w:val="en-US"/>
-              </w:rPr>
-              <w:t>org_full</w:t>
-            </w:r>
-            <w:proofErr w:type="spellEnd"/>
-            <w:r>
-              <w:rPr>
-                <w:lang w:val="en-US"/>
-              </w:rPr>
-              <w:t>}}</w:t>
-            </w:r>
-          </w:p>
-        </w:tc>
-        <w:tc>
-          <w:tcPr>
-            <w:tcW w:w="3279" w:type="dxa"/>
-            <w:tcBorders>
-              <w:top w:val="nil"/>
-              <w:left w:val="nil"/>
-              <w:bottom w:val="nil"/>
-              <w:right w:val="nil"/>
-            </w:tcBorders>
-          </w:tcPr>
-          <w:p/>
-        </w:tc>
-        <w:tc>
-          <w:tcPr>
-            <w:tcW w:w="1491" w:type="dxa"/>
-            <w:tcBorders>
-              <w:top w:val="nil"/>
-              <w:left w:val="nil"/>
-              <w:bottom w:val="nil"/>
-              <w:right w:val="nil"/>
-            </w:tcBorders>
-          </w:tcPr>
-          <w:p/>
-        </w:tc>
-        <w:tc>
-          <w:tcPr>
-            <w:tcW w:w="4476" w:type="dxa"/>
-            <w:tcBorders>
-              <w:top w:val="nil"/>
-              <w:left w:val="nil"/>
-              <w:bottom w:val="nil"/>
-              <w:right w:val="nil"/>
-            </w:tcBorders>
-          </w:tcPr>
-          <w:p/>
-        </w:tc>
-        <w:tc>
-          <w:tcPr>
-            <w:tcW w:w="3719" w:type="dxa"/>
-            <w:tcBorders>
-              <w:top w:val="nil"/>
-              <w:left w:val="nil"/>
-              <w:bottom w:val="nil"/>
-              <w:right w:val="nil"/>
-            </w:tcBorders>
-          </w:tcPr>
-          <w:p>
-            <w:pPr>
-              <w:rPr>
-                <w:lang w:val="en-US"/>
-              </w:rPr>
-            </w:pPr>
-            <w:r>
-              <w:rPr>
                 <w:noProof/>
                 <w:sz w:val="22"/>
                 <w:szCs w:val="22"/>
               </w:rPr>
               <w:drawing>
-                <wp:anchor distT="0" distB="0" distL="114300" distR="114300" simplePos="0" relativeHeight="251685376" behindDoc="1" locked="0" layoutInCell="1" allowOverlap="1" wp14:anchorId="452B994B" wp14:editId="487E1D66">
+                <wp:anchor distT="0" distB="0" distL="114300" distR="114300" simplePos="0" relativeHeight="251685376" behindDoc="1" locked="1" layoutInCell="1" allowOverlap="1" wp14:anchorId="452B994B" wp14:editId="65E8BD2E">
                   <wp:simplePos x="0" y="0"/>
                   <wp:positionH relativeFrom="column">
-                    <wp:posOffset>1548130</wp:posOffset>
+                    <wp:posOffset>1090930</wp:posOffset>
                   </wp:positionH>
                   <wp:positionV relativeFrom="paragraph">
-                    <wp:posOffset>-570230</wp:posOffset>
+                    <wp:posOffset>-14605</wp:posOffset>
                   </wp:positionV>
-                  <wp:extent cx="727075" cy="962660"/>
-                  <wp:effectExtent l="0" t="0" r="0" b="8890"/>
+                  <wp:extent cx="727200" cy="961200"/>
+                  <wp:effectExtent l="0" t="0" r="0" b="0"/>
                   <wp:wrapNone/>
                   <wp:docPr id="2" name="Рисунок 2"/>
                   <wp:cNvGraphicFramePr>
@@ -318,7 +129,7 @@
                         <pic:spPr bwMode="auto">
                           <a:xfrm>
                             <a:off x="0" y="0"/>
-                            <a:ext cx="727075" cy="962660"/>
+                            <a:ext cx="727200" cy="961200"/>
                           </a:xfrm>
                           <a:prstGeom prst="rect">
                             <a:avLst/>
@@ -342,6 +153,195 @@
             </w:r>
             <w:r>
               <w:rPr>
+                <w:b/>
+                <w:bCs/>
+                <w:color w:val="4F81BD"/>
+                <w:sz w:val="28"/>
+                <w:szCs w:val="28"/>
+              </w:rPr>
+              <w:t>Утверждаю</w:t>
+            </w:r>
+            <w:r>
+              <w:rPr>
+                <w:b/>
+                <w:bCs/>
+                <w:color w:val="4F81BD"/>
+                <w:sz w:val="28"/>
+                <w:szCs w:val="28"/>
+                <w:lang w:val="en-US"/>
+              </w:rPr>
+              <w:t>:</w:t>
+            </w:r>
+          </w:p>
+        </w:tc>
+      </w:tr>
+      <w:tr>
+        <w:trPr>
+          <w:trHeight w:val="229"/>
+        </w:trPr>
+        <w:tc>
+          <w:tcPr>
+            <w:tcW w:w="943" w:type="dxa"/>
+            <w:tcBorders>
+              <w:top w:val="nil"/>
+              <w:left w:val="nil"/>
+              <w:bottom w:val="nil"/>
+              <w:right w:val="nil"/>
+            </w:tcBorders>
+          </w:tcPr>
+          <w:p/>
+        </w:tc>
+        <w:tc>
+          <w:tcPr>
+            <w:tcW w:w="2378" w:type="dxa"/>
+            <w:tcBorders>
+              <w:top w:val="nil"/>
+              <w:left w:val="nil"/>
+              <w:bottom w:val="nil"/>
+              <w:right w:val="nil"/>
+            </w:tcBorders>
+          </w:tcPr>
+          <w:p/>
+        </w:tc>
+        <w:tc>
+          <w:tcPr>
+            <w:tcW w:w="3279" w:type="dxa"/>
+            <w:tcBorders>
+              <w:top w:val="nil"/>
+              <w:left w:val="nil"/>
+              <w:bottom w:val="nil"/>
+              <w:right w:val="nil"/>
+            </w:tcBorders>
+          </w:tcPr>
+          <w:p/>
+        </w:tc>
+        <w:tc>
+          <w:tcPr>
+            <w:tcW w:w="1491" w:type="dxa"/>
+            <w:tcBorders>
+              <w:top w:val="nil"/>
+              <w:left w:val="nil"/>
+              <w:bottom w:val="nil"/>
+              <w:right w:val="nil"/>
+            </w:tcBorders>
+          </w:tcPr>
+          <w:p/>
+        </w:tc>
+        <w:tc>
+          <w:tcPr>
+            <w:tcW w:w="4476" w:type="dxa"/>
+            <w:tcBorders>
+              <w:top w:val="nil"/>
+              <w:left w:val="nil"/>
+              <w:bottom w:val="nil"/>
+              <w:right w:val="nil"/>
+            </w:tcBorders>
+          </w:tcPr>
+          <w:p/>
+        </w:tc>
+        <w:tc>
+          <w:tcPr>
+            <w:tcW w:w="3719" w:type="dxa"/>
+            <w:tcBorders>
+              <w:top w:val="nil"/>
+              <w:left w:val="nil"/>
+              <w:bottom w:val="nil"/>
+              <w:right w:val="nil"/>
+            </w:tcBorders>
+            <w:vAlign w:val="bottom"/>
+          </w:tcPr>
+          <w:p/>
+        </w:tc>
+      </w:tr>
+      <w:tr>
+        <w:tc>
+          <w:tcPr>
+            <w:tcW w:w="3321" w:type="dxa"/>
+            <w:gridSpan w:val="2"/>
+            <w:tcBorders>
+              <w:top w:val="nil"/>
+              <w:left w:val="nil"/>
+              <w:bottom w:val="nil"/>
+              <w:right w:val="nil"/>
+            </w:tcBorders>
+          </w:tcPr>
+          <w:p>
+            <w:r>
+              <w:rPr>
+                <w:lang w:val="en-US"/>
+              </w:rPr>
+              <w:t>{{</w:t>
+            </w:r>
+            <w:proofErr w:type="spellStart"/>
+            <w:r>
+              <w:rPr>
+                <w:lang w:val="en-US"/>
+              </w:rPr>
+              <w:t>org_full</w:t>
+            </w:r>
+            <w:proofErr w:type="spellEnd"/>
+            <w:r>
+              <w:rPr>
+                <w:lang w:val="en-US"/>
+              </w:rPr>
+              <w:t>}}</w:t>
+            </w:r>
+          </w:p>
+        </w:tc>
+        <w:tc>
+          <w:tcPr>
+            <w:tcW w:w="3279" w:type="dxa"/>
+            <w:tcBorders>
+              <w:top w:val="nil"/>
+              <w:left w:val="nil"/>
+              <w:bottom w:val="nil"/>
+              <w:right w:val="nil"/>
+            </w:tcBorders>
+          </w:tcPr>
+          <w:p/>
+        </w:tc>
+        <w:tc>
+          <w:tcPr>
+            <w:tcW w:w="1491" w:type="dxa"/>
+            <w:tcBorders>
+              <w:top w:val="nil"/>
+              <w:left w:val="nil"/>
+              <w:bottom w:val="nil"/>
+              <w:right w:val="nil"/>
+            </w:tcBorders>
+          </w:tcPr>
+          <w:p/>
+        </w:tc>
+        <w:tc>
+          <w:tcPr>
+            <w:tcW w:w="4476" w:type="dxa"/>
+            <w:tcBorders>
+              <w:top w:val="nil"/>
+              <w:left w:val="nil"/>
+              <w:bottom w:val="nil"/>
+              <w:right w:val="nil"/>
+            </w:tcBorders>
+          </w:tcPr>
+          <w:p/>
+        </w:tc>
+        <w:tc>
+          <w:tcPr>
+            <w:tcW w:w="3719" w:type="dxa"/>
+            <w:tcBorders>
+              <w:top w:val="nil"/>
+              <w:left w:val="nil"/>
+              <w:bottom w:val="nil"/>
+              <w:right w:val="nil"/>
+            </w:tcBorders>
+          </w:tcPr>
+          <w:p>
+            <w:pPr>
+              <w:rPr>
+                <w:lang w:val="en-US"/>
+              </w:rPr>
+            </w:pPr>
+            <w:r>
+              <w:rPr>
                 <w:lang w:val="en-US"/>
               </w:rPr>
               <w:t>{{</w:t>
@@ -550,9 +550,6 @@
               <w:ind w:firstLine="402"/>
               <w:jc w:val="center"/>
             </w:pPr>
-            <w:r>
-              <w:t/>
-            </w:r>
             <w:r>
               <w:t>на автотранспорт</w:t>
             </w:r>
@@ -1850,20 +1847,214 @@
                 <w:lang w:val="en-US"/>
               </w:rPr>
             </w:pPr>
+          </w:p>
+        </w:tc>
+        <w:tc>
+          <w:tcPr>
+            <w:tcW w:w="1165" w:type="dxa"/>
+            <w:tcBorders>
+              <w:top w:val="nil"/>
+              <w:left w:val="nil"/>
+              <w:bottom w:val="nil"/>
+              <w:right w:val="nil"/>
+            </w:tcBorders>
+          </w:tcPr>
+          <w:p>
+            <w:pPr>
+              <w:rPr>
+                <w:lang w:val="en-US"/>
+              </w:rPr>
+            </w:pPr>
+          </w:p>
+        </w:tc>
+        <w:tc>
+          <w:tcPr>
+            <w:tcW w:w="1857" w:type="dxa"/>
+            <w:tcBorders>
+              <w:top w:val="nil"/>
+              <w:left w:val="nil"/>
+              <w:bottom w:val="nil"/>
+              <w:right w:val="nil"/>
+            </w:tcBorders>
+          </w:tcPr>
+          <w:p>
+            <w:pPr>
+              <w:rPr>
+                <w:lang w:val="en-US"/>
+              </w:rPr>
+            </w:pPr>
+          </w:p>
+        </w:tc>
+        <w:tc>
+          <w:tcPr>
+            <w:tcW w:w="2648" w:type="dxa"/>
+            <w:tcBorders>
+              <w:top w:val="nil"/>
+              <w:left w:val="nil"/>
+              <w:bottom w:val="nil"/>
+              <w:right w:val="nil"/>
+            </w:tcBorders>
+          </w:tcPr>
+          <w:p>
+            <w:pPr>
+              <w:rPr>
+                <w:lang w:val="en-US"/>
+              </w:rPr>
+            </w:pPr>
+            <w:r>
+              <w:rPr>
+                <w:sz w:val="22"/>
+                <w:szCs w:val="22"/>
+              </w:rPr>
+              <w:t>Согласовал:</w:t>
+            </w:r>
+          </w:p>
+        </w:tc>
+        <w:tc>
+          <w:tcPr>
+            <w:tcW w:w="1985" w:type="dxa"/>
+            <w:tcBorders>
+              <w:top w:val="nil"/>
+              <w:left w:val="nil"/>
+              <w:bottom w:val="nil"/>
+              <w:right w:val="nil"/>
+            </w:tcBorders>
+          </w:tcPr>
+          <w:p>
+            <w:pPr>
+              <w:rPr>
+                <w:lang w:val="en-US"/>
+              </w:rPr>
+            </w:pPr>
+          </w:p>
+        </w:tc>
+        <w:tc>
+          <w:tcPr>
+            <w:tcW w:w="1315" w:type="dxa"/>
+            <w:tcBorders>
+              <w:top w:val="nil"/>
+              <w:left w:val="nil"/>
+              <w:bottom w:val="nil"/>
+              <w:right w:val="nil"/>
+            </w:tcBorders>
+          </w:tcPr>
+          <w:p>
+            <w:pPr>
+              <w:rPr>
+                <w:lang w:val="en-US"/>
+              </w:rPr>
+            </w:pPr>
+          </w:p>
+        </w:tc>
+        <w:tc>
+          <w:tcPr>
+            <w:tcW w:w="2370" w:type="dxa"/>
+            <w:tcBorders>
+              <w:top w:val="nil"/>
+              <w:left w:val="nil"/>
+              <w:bottom w:val="nil"/>
+              <w:right w:val="nil"/>
+            </w:tcBorders>
+          </w:tcPr>
+          <w:p>
+            <w:pPr>
+              <w:rPr>
+                <w:lang w:val="en-US"/>
+              </w:rPr>
+            </w:pPr>
+          </w:p>
+        </w:tc>
+      </w:tr>
+      <w:tr>
+        <w:tc>
+          <w:tcPr>
+            <w:tcW w:w="2411" w:type="dxa"/>
+            <w:tcBorders>
+              <w:top w:val="nil"/>
+              <w:left w:val="nil"/>
+              <w:bottom w:val="nil"/>
+              <w:right w:val="nil"/>
+            </w:tcBorders>
+          </w:tcPr>
+          <w:p>
+            <w:pPr>
+              <w:rPr>
+                <w:lang w:val="en-US"/>
+              </w:rPr>
+            </w:pPr>
+            <w:r>
+              <w:rPr>
+                <w:sz w:val="22"/>
+                <w:szCs w:val="22"/>
+              </w:rPr>
+              <w:t>{{</w:t>
+            </w:r>
+            <w:proofErr w:type="spellStart"/>
+            <w:r>
+              <w:rPr>
+                <w:sz w:val="22"/>
+                <w:szCs w:val="22"/>
+                <w:lang w:val="en-US"/>
+              </w:rPr>
+              <w:t>sostavil</w:t>
+            </w:r>
+            <w:proofErr w:type="spellEnd"/>
+            <w:r>
+              <w:rPr>
+                <w:sz w:val="22"/>
+                <w:szCs w:val="22"/>
+              </w:rPr>
+              <w:t>_</w:t>
+            </w:r>
+            <w:proofErr w:type="spellStart"/>
+            <w:r>
+              <w:rPr>
+                <w:sz w:val="22"/>
+                <w:szCs w:val="22"/>
+                <w:lang w:val="en-US"/>
+              </w:rPr>
+              <w:t>dolzh</w:t>
+            </w:r>
+            <w:proofErr w:type="spellEnd"/>
+            <w:r>
+              <w:rPr>
+                <w:sz w:val="22"/>
+                <w:szCs w:val="22"/>
+              </w:rPr>
+              <w:t>}}</w:t>
+            </w:r>
+          </w:p>
+        </w:tc>
+        <w:tc>
+          <w:tcPr>
+            <w:tcW w:w="2551" w:type="dxa"/>
+            <w:tcBorders>
+              <w:top w:val="nil"/>
+              <w:left w:val="nil"/>
+              <w:bottom w:val="single" w:sz="4" w:space="0" w:color="auto"/>
+              <w:right w:val="nil"/>
+            </w:tcBorders>
+          </w:tcPr>
+          <w:p>
+            <w:pPr>
+              <w:rPr>
+                <w:lang w:val="en-US"/>
+              </w:rPr>
+            </w:pPr>
             <w:r>
               <w:rPr>
                 <w:noProof/>
               </w:rPr>
               <w:drawing>
-                <wp:anchor distT="0" distB="0" distL="114300" distR="114300" simplePos="0" relativeHeight="251649536" behindDoc="1" locked="0" layoutInCell="1" allowOverlap="1" wp14:anchorId="30D993C9" wp14:editId="1BF5C0BB">
+                <wp:anchor distT="0" distB="0" distL="114300" distR="114300" simplePos="0" relativeHeight="251649536" behindDoc="1" locked="1" layoutInCell="1" allowOverlap="1" wp14:anchorId="30D993C9" wp14:editId="3727CCDB">
                   <wp:simplePos x="0" y="0"/>
                   <wp:positionH relativeFrom="column">
-                    <wp:posOffset>124460</wp:posOffset>
+                    <wp:posOffset>299085</wp:posOffset>
                   </wp:positionH>
                   <wp:positionV relativeFrom="paragraph">
-                    <wp:posOffset>-190500</wp:posOffset>
+                    <wp:posOffset>-316865</wp:posOffset>
                   </wp:positionV>
-                  <wp:extent cx="1073150" cy="697865"/>
+                  <wp:extent cx="1072800" cy="698400"/>
                   <wp:effectExtent l="0" t="0" r="0" b="6985"/>
                   <wp:wrapNone/>
                   <wp:docPr id="4" name="Рисунок 4"/>
@@ -1895,7 +2086,7 @@
                         <pic:spPr bwMode="auto">
                           <a:xfrm>
                             <a:off x="0" y="0"/>
-                            <a:ext cx="1073150" cy="697865"/>
+                            <a:ext cx="1072800" cy="698400"/>
                           </a:xfrm>
                           <a:prstGeom prst="rect">
                             <a:avLst/>
@@ -1921,200 +2112,6 @@
         </w:tc>
         <w:tc>
           <w:tcPr>
-            <w:tcW w:w="1165" w:type="dxa"/>
-            <w:tcBorders>
-              <w:top w:val="nil"/>
-              <w:left w:val="nil"/>
-              <w:bottom w:val="nil"/>
-              <w:right w:val="nil"/>
-            </w:tcBorders>
-          </w:tcPr>
-          <w:p>
-            <w:pPr>
-              <w:rPr>
-                <w:lang w:val="en-US"/>
-              </w:rPr>
-            </w:pPr>
-          </w:p>
-        </w:tc>
-        <w:tc>
-          <w:tcPr>
-            <w:tcW w:w="1857" w:type="dxa"/>
-            <w:tcBorders>
-              <w:top w:val="nil"/>
-              <w:left w:val="nil"/>
-              <w:bottom w:val="nil"/>
-              <w:right w:val="nil"/>
-            </w:tcBorders>
-          </w:tcPr>
-          <w:p>
-            <w:pPr>
-              <w:rPr>
-                <w:lang w:val="en-US"/>
-              </w:rPr>
-            </w:pPr>
-          </w:p>
-        </w:tc>
-        <w:tc>
-          <w:tcPr>
-            <w:tcW w:w="2648" w:type="dxa"/>
-            <w:tcBorders>
-              <w:top w:val="nil"/>
-              <w:left w:val="nil"/>
-              <w:bottom w:val="nil"/>
-              <w:right w:val="nil"/>
-            </w:tcBorders>
-          </w:tcPr>
-          <w:p>
-            <w:pPr>
-              <w:rPr>
-                <w:lang w:val="en-US"/>
-              </w:rPr>
-            </w:pPr>
-            <w:r>
-              <w:rPr>
-                <w:sz w:val="22"/>
-                <w:szCs w:val="22"/>
-              </w:rPr>
-              <w:t>Согласовал:</w:t>
-            </w:r>
-          </w:p>
-        </w:tc>
-        <w:tc>
-          <w:tcPr>
-            <w:tcW w:w="1985" w:type="dxa"/>
-            <w:tcBorders>
-              <w:top w:val="nil"/>
-              <w:left w:val="nil"/>
-              <w:bottom w:val="nil"/>
-              <w:right w:val="nil"/>
-            </w:tcBorders>
-          </w:tcPr>
-          <w:p>
-            <w:pPr>
-              <w:rPr>
-                <w:lang w:val="en-US"/>
-              </w:rPr>
-            </w:pPr>
-          </w:p>
-        </w:tc>
-        <w:tc>
-          <w:tcPr>
-            <w:tcW w:w="1315" w:type="dxa"/>
-            <w:tcBorders>
-              <w:top w:val="nil"/>
-              <w:left w:val="nil"/>
-              <w:bottom w:val="nil"/>
-              <w:right w:val="nil"/>
-            </w:tcBorders>
-          </w:tcPr>
-          <w:p>
-            <w:pPr>
-              <w:rPr>
-                <w:lang w:val="en-US"/>
-              </w:rPr>
-            </w:pPr>
-          </w:p>
-        </w:tc>
-        <w:tc>
-          <w:tcPr>
-            <w:tcW w:w="2370" w:type="dxa"/>
-            <w:tcBorders>
-              <w:top w:val="nil"/>
-              <w:left w:val="nil"/>
-              <w:bottom w:val="nil"/>
-              <w:right w:val="nil"/>
-            </w:tcBorders>
-          </w:tcPr>
-          <w:p>
-            <w:pPr>
-              <w:rPr>
-                <w:lang w:val="en-US"/>
-              </w:rPr>
-            </w:pPr>
-          </w:p>
-        </w:tc>
-      </w:tr>
-      <w:tr>
-        <w:tc>
-          <w:tcPr>
-            <w:tcW w:w="2411" w:type="dxa"/>
-            <w:tcBorders>
-              <w:top w:val="nil"/>
-              <w:left w:val="nil"/>
-              <w:bottom w:val="nil"/>
-              <w:right w:val="nil"/>
-            </w:tcBorders>
-          </w:tcPr>
-          <w:p>
-            <w:pPr>
-              <w:rPr>
-                <w:lang w:val="en-US"/>
-              </w:rPr>
-            </w:pPr>
-            <w:r>
-              <w:rPr>
-                <w:sz w:val="22"/>
-                <w:szCs w:val="22"/>
-              </w:rPr>
-              <w:t>{{</w:t>
-            </w:r>
-            <w:proofErr w:type="spellStart"/>
-            <w:r>
-              <w:rPr>
-                <w:sz w:val="22"/>
-                <w:szCs w:val="22"/>
-                <w:lang w:val="en-US"/>
-              </w:rPr>
-              <w:t>sostavil</w:t>
-            </w:r>
-            <w:proofErr w:type="spellEnd"/>
-            <w:r>
-              <w:rPr>
-                <w:sz w:val="22"/>
-                <w:szCs w:val="22"/>
-              </w:rPr>
-              <w:t>_</w:t>
-            </w:r>
-            <w:proofErr w:type="spellStart"/>
-            <w:r>
-              <w:rPr>
-                <w:sz w:val="22"/>
-                <w:szCs w:val="22"/>
-                <w:lang w:val="en-US"/>
-              </w:rPr>
-              <w:t>dolzh</w:t>
-            </w:r>
-            <w:proofErr w:type="spellEnd"/>
-            <w:r>
-              <w:rPr>
-                <w:sz w:val="22"/>
-                <w:szCs w:val="22"/>
-              </w:rPr>
-              <w:t>}}</w:t>
-            </w:r>
-          </w:p>
-        </w:tc>
-        <w:tc>
-          <w:tcPr>
-            <w:tcW w:w="2551" w:type="dxa"/>
-            <w:tcBorders>
-              <w:top w:val="nil"/>
-              <w:left w:val="nil"/>
-              <w:bottom w:val="single" w:sz="4" w:space="0" w:color="auto"/>
-              <w:right w:val="nil"/>
-            </w:tcBorders>
-          </w:tcPr>
-          <w:p>
-            <w:pPr>
-              <w:rPr>
-                <w:lang w:val="en-US"/>
-              </w:rPr>
-            </w:pPr>
-          </w:p>
-        </w:tc>
-        <w:tc>
-          <w:tcPr>
             <w:tcW w:w="3022" w:type="dxa"/>
             <w:gridSpan w:val="2"/>
             <w:tcBorders>
@@ -2255,15 +2252,15 @@
                 <w:szCs w:val="22"/>
               </w:rPr>
               <w:drawing>
-                <wp:anchor distT="0" distB="0" distL="114300" distR="114300" simplePos="0" relativeHeight="251668992" behindDoc="1" locked="0" layoutInCell="1" allowOverlap="1" wp14:anchorId="33DB9ECC" wp14:editId="2578A538">
+                <wp:anchor distT="0" distB="0" distL="114300" distR="114300" simplePos="0" relativeHeight="251668992" behindDoc="1" locked="1" layoutInCell="1" allowOverlap="1" wp14:anchorId="33DB9ECC" wp14:editId="0CEABF9C">
                   <wp:simplePos x="0" y="0"/>
                   <wp:positionH relativeFrom="column">
-                    <wp:posOffset>286385</wp:posOffset>
+                    <wp:posOffset>288290</wp:posOffset>
                   </wp:positionH>
                   <wp:positionV relativeFrom="paragraph">
-                    <wp:posOffset>-509905</wp:posOffset>
+                    <wp:posOffset>-511175</wp:posOffset>
                   </wp:positionV>
-                  <wp:extent cx="647700" cy="785553"/>
+                  <wp:extent cx="648000" cy="784800"/>
                   <wp:effectExtent l="0" t="0" r="0" b="0"/>
                   <wp:wrapNone/>
                   <wp:docPr id="3" name="Рисунок 2"/>
@@ -2286,7 +2283,7 @@
                         <pic:spPr bwMode="auto">
                           <a:xfrm>
                             <a:off x="0" y="0"/>
-                            <a:ext cx="647700" cy="785553"/>
+                            <a:ext cx="648000" cy="784800"/>
                           </a:xfrm>
                           <a:prstGeom prst="rect">
                             <a:avLst/>
